--- a/AdressesIP.docx
+++ b/AdressesIP.docx
@@ -8,6 +8,14 @@
       </w:pPr>
       <w:r>
         <w:t>Liste des réseaux et des IP/VLAN :</w:t>
+      </w:r>
+    </w:p>
+    <w:p>
+      <w:pPr>
+        <w:jc w:val="center"/>
+      </w:pPr>
+      <w:r>
+        <w:t>(Tout les réseaux ont pour masque 255.255.255.0 soit /24)</w:t>
       </w:r>
     </w:p>
     <w:p/>
@@ -110,13 +118,8 @@
             <w:pPr>
               <w:jc w:val="center"/>
             </w:pPr>
-            <w:proofErr w:type="spellStart"/>
-            <w:r>
-              <w:t>Putty</w:t>
-            </w:r>
-            <w:proofErr w:type="spellEnd"/>
-            <w:r>
-              <w:t xml:space="preserve"> – Telnet / Navigateur</w:t>
+            <w:r>
+              <w:t>Putty – Telnet / Navigateur</w:t>
             </w:r>
           </w:p>
         </w:tc>
@@ -197,13 +200,8 @@
             <w:pPr>
               <w:jc w:val="center"/>
             </w:pPr>
-            <w:proofErr w:type="spellStart"/>
-            <w:r>
-              <w:t>Putty</w:t>
-            </w:r>
-            <w:proofErr w:type="spellEnd"/>
-            <w:r>
-              <w:t xml:space="preserve"> - Telnet</w:t>
+            <w:r>
+              <w:t>Putty - Telnet</w:t>
             </w:r>
           </w:p>
         </w:tc>
@@ -284,31 +282,24 @@
             <w:pPr>
               <w:jc w:val="center"/>
             </w:pPr>
-            <w:proofErr w:type="spellStart"/>
-            <w:r>
-              <w:t>Putty</w:t>
-            </w:r>
-            <w:proofErr w:type="spellEnd"/>
-            <w:r>
-              <w:t xml:space="preserve"> - Telnet</w:t>
-            </w:r>
-          </w:p>
-        </w:tc>
-      </w:tr>
-      <w:tr>
-        <w:tc>
-          <w:tcPr>
-            <w:tcW w:w="3020" w:type="dxa"/>
-          </w:tcPr>
-          <w:p>
-            <w:pPr>
-              <w:jc w:val="center"/>
-            </w:pPr>
-            <w:proofErr w:type="spellStart"/>
+            <w:r>
+              <w:t>Putty - Telnet</w:t>
+            </w:r>
+          </w:p>
+        </w:tc>
+      </w:tr>
+      <w:tr>
+        <w:tc>
+          <w:tcPr>
+            <w:tcW w:w="3020" w:type="dxa"/>
+          </w:tcPr>
+          <w:p>
+            <w:pPr>
+              <w:jc w:val="center"/>
+            </w:pPr>
             <w:r>
               <w:t>TrueNas</w:t>
             </w:r>
-            <w:proofErr w:type="spellEnd"/>
           </w:p>
         </w:tc>
         <w:tc>
@@ -537,32 +528,17 @@
     <w:p/>
     <w:p>
       <w:r>
-        <w:t>Réseau : 192.168.</w:t>
-      </w:r>
-      <w:r>
-        <w:t>99</w:t>
-      </w:r>
-      <w:r>
-        <w:t>.0</w:t>
+        <w:t>Réseau : 192.168.99.0</w:t>
       </w:r>
     </w:p>
     <w:p>
       <w:r>
-        <w:t>Passerelle : 192.168.</w:t>
-      </w:r>
-      <w:r>
-        <w:t>99</w:t>
-      </w:r>
-      <w:r>
-        <w:t>.1</w:t>
+        <w:t>Passerelle : 192.168.99.1</w:t>
       </w:r>
     </w:p>
     <w:p>
       <w:r>
-        <w:t xml:space="preserve">VLAN : </w:t>
-      </w:r>
-      <w:r>
-        <w:t>499</w:t>
+        <w:t>VLAN : 499</w:t>
       </w:r>
     </w:p>
     <w:tbl>
@@ -640,13 +616,7 @@
               <w:jc w:val="center"/>
             </w:pPr>
             <w:r>
-              <w:t>192.168.</w:t>
-            </w:r>
-            <w:r>
-              <w:t>99</w:t>
-            </w:r>
-            <w:r>
-              <w:t>.1</w:t>
+              <w:t>192.168.99.1</w:t>
             </w:r>
           </w:p>
         </w:tc>
@@ -660,6 +630,47 @@
             </w:pPr>
             <w:r>
               <w:t>Navigateur</w:t>
+            </w:r>
+          </w:p>
+        </w:tc>
+      </w:tr>
+      <w:tr>
+        <w:tc>
+          <w:tcPr>
+            <w:tcW w:w="3020" w:type="dxa"/>
+          </w:tcPr>
+          <w:p>
+            <w:pPr>
+              <w:jc w:val="center"/>
+            </w:pPr>
+            <w:r>
+              <w:t>Serveur SFTP</w:t>
+            </w:r>
+          </w:p>
+        </w:tc>
+        <w:tc>
+          <w:tcPr>
+            <w:tcW w:w="3021" w:type="dxa"/>
+          </w:tcPr>
+          <w:p>
+            <w:pPr>
+              <w:jc w:val="center"/>
+            </w:pPr>
+            <w:r>
+              <w:t>192.168.99.20</w:t>
+            </w:r>
+          </w:p>
+        </w:tc>
+        <w:tc>
+          <w:tcPr>
+            <w:tcW w:w="3021" w:type="dxa"/>
+          </w:tcPr>
+          <w:p>
+            <w:pPr>
+              <w:jc w:val="center"/>
+            </w:pPr>
+            <w:r>
+              <w:t>Proxmox</w:t>
             </w:r>
           </w:p>
         </w:tc>
@@ -709,32 +720,17 @@
     <w:p/>
     <w:p>
       <w:r>
-        <w:t>Réseau : 192.168.</w:t>
-      </w:r>
-      <w:r>
-        <w:t>98</w:t>
-      </w:r>
-      <w:r>
-        <w:t>.0</w:t>
+        <w:t>Réseau : 192.168.98.0</w:t>
       </w:r>
     </w:p>
     <w:p>
       <w:r>
-        <w:t>Passerelle : 192.168.</w:t>
-      </w:r>
-      <w:r>
-        <w:t>98</w:t>
-      </w:r>
-      <w:r>
-        <w:t>.1</w:t>
+        <w:t>Passerelle : 192.168.98.1</w:t>
       </w:r>
     </w:p>
     <w:p>
       <w:r>
-        <w:t xml:space="preserve">VLAN : </w:t>
-      </w:r>
-      <w:r>
-        <w:t>498</w:t>
+        <w:t>VLAN : 498</w:t>
       </w:r>
     </w:p>
     <w:tbl>
@@ -812,13 +808,7 @@
               <w:jc w:val="center"/>
             </w:pPr>
             <w:r>
-              <w:t>192.168.</w:t>
-            </w:r>
-            <w:r>
-              <w:t>98</w:t>
-            </w:r>
-            <w:r>
-              <w:t>.1</w:t>
+              <w:t>192.168.98.1</w:t>
             </w:r>
           </w:p>
         </w:tc>
@@ -846,13 +836,9 @@
               <w:jc w:val="center"/>
             </w:pPr>
             <w:r>
-              <w:t xml:space="preserve">PXE </w:t>
-            </w:r>
-            <w:proofErr w:type="spellStart"/>
-            <w:r>
-              <w:t>Iventoy</w:t>
-            </w:r>
-            <w:proofErr w:type="spellEnd"/>
+              <w:lastRenderedPageBreak/>
+              <w:t>PXE Iventoy</w:t>
+            </w:r>
           </w:p>
         </w:tc>
         <w:tc>
@@ -865,6 +851,9 @@
             </w:pPr>
             <w:r>
               <w:t>192.168.98.2</w:t>
+            </w:r>
+            <w:r>
+              <w:t>0</w:t>
             </w:r>
           </w:p>
         </w:tc>
@@ -886,33 +875,17 @@
     <w:p/>
     <w:p>
       <w:r>
-        <w:lastRenderedPageBreak/>
-        <w:t>Réseau : 192.168.</w:t>
-      </w:r>
-      <w:r>
-        <w:t>97</w:t>
-      </w:r>
-      <w:r>
-        <w:t>.0</w:t>
+        <w:t>Réseau : 192.168.97.0</w:t>
       </w:r>
     </w:p>
     <w:p>
       <w:r>
-        <w:t>Passerelle : 192.168.</w:t>
-      </w:r>
-      <w:r>
-        <w:t>97</w:t>
-      </w:r>
-      <w:r>
-        <w:t>.1</w:t>
+        <w:t>Passerelle : 192.168.97.1</w:t>
       </w:r>
     </w:p>
     <w:p>
       <w:r>
-        <w:t xml:space="preserve">VLAN : </w:t>
-      </w:r>
-      <w:r>
-        <w:t>497</w:t>
+        <w:t>VLAN : 497</w:t>
       </w:r>
     </w:p>
     <w:tbl>
@@ -990,13 +963,7 @@
               <w:jc w:val="center"/>
             </w:pPr>
             <w:r>
-              <w:t>192.168.</w:t>
-            </w:r>
-            <w:r>
-              <w:t>97</w:t>
-            </w:r>
-            <w:r>
-              <w:t>.1</w:t>
+              <w:t>192.168.97.1</w:t>
             </w:r>
           </w:p>
         </w:tc>
@@ -1059,32 +1026,17 @@
     <w:p/>
     <w:p>
       <w:r>
-        <w:t>Réseau : 192.168.</w:t>
-      </w:r>
-      <w:r>
-        <w:t>96</w:t>
-      </w:r>
-      <w:r>
-        <w:t>.0</w:t>
+        <w:t>Réseau : 192.168.96.0</w:t>
       </w:r>
     </w:p>
     <w:p>
       <w:r>
-        <w:t>Passerelle : 192.168.</w:t>
-      </w:r>
-      <w:r>
-        <w:t>96</w:t>
-      </w:r>
-      <w:r>
-        <w:t>.1</w:t>
+        <w:t>Passerelle : 192.168.96.1</w:t>
       </w:r>
     </w:p>
     <w:p>
       <w:r>
-        <w:t xml:space="preserve">VLAN : </w:t>
-      </w:r>
-      <w:r>
-        <w:t>496</w:t>
+        <w:t>VLAN : 496</w:t>
       </w:r>
     </w:p>
     <w:tbl>
@@ -1162,13 +1114,7 @@
               <w:jc w:val="center"/>
             </w:pPr>
             <w:r>
-              <w:t>192.168.</w:t>
-            </w:r>
-            <w:r>
-              <w:t>96</w:t>
-            </w:r>
-            <w:r>
-              <w:t>.1</w:t>
+              <w:t>192.168.96.1</w:t>
             </w:r>
           </w:p>
         </w:tc>
@@ -1231,32 +1177,17 @@
     <w:p/>
     <w:p>
       <w:r>
-        <w:t>Réseau : 192.168.9</w:t>
-      </w:r>
-      <w:r>
-        <w:t>5</w:t>
-      </w:r>
-      <w:r>
-        <w:t>.0</w:t>
+        <w:t>Réseau : 192.168.95.0</w:t>
       </w:r>
     </w:p>
     <w:p>
       <w:r>
-        <w:t>Passerelle : 192.168.9</w:t>
-      </w:r>
-      <w:r>
-        <w:t>5</w:t>
-      </w:r>
-      <w:r>
-        <w:t>.1</w:t>
+        <w:t>Passerelle : 192.168.95.1</w:t>
       </w:r>
     </w:p>
     <w:p>
       <w:r>
-        <w:t>VLAN : 49</w:t>
-      </w:r>
-      <w:r>
-        <w:t>5</w:t>
+        <w:t>VLAN : 495</w:t>
       </w:r>
     </w:p>
     <w:tbl>
@@ -1334,13 +1265,7 @@
               <w:jc w:val="center"/>
             </w:pPr>
             <w:r>
-              <w:t>192.168.9</w:t>
-            </w:r>
-            <w:r>
-              <w:t>5</w:t>
-            </w:r>
-            <w:r>
-              <w:t>.1</w:t>
+              <w:t>192.168.95.1</w:t>
             </w:r>
           </w:p>
         </w:tc>
@@ -1381,13 +1306,7 @@
               <w:jc w:val="center"/>
             </w:pPr>
             <w:r>
-              <w:t>192.168.9</w:t>
-            </w:r>
-            <w:r>
-              <w:t>5</w:t>
-            </w:r>
-            <w:r>
-              <w:t>.2</w:t>
+              <w:t>192.168.95.2</w:t>
             </w:r>
           </w:p>
         </w:tc>

--- a/AdressesIP.docx
+++ b/AdressesIP.docx
@@ -15,7 +15,20 @@
         <w:jc w:val="center"/>
       </w:pPr>
       <w:r>
-        <w:t>(Tout les réseaux ont pour masque 255.255.255.0 soit /24)</w:t>
+        <w:t>(</w:t>
+      </w:r>
+      <w:proofErr w:type="spellStart"/>
+      <w:proofErr w:type="gramStart"/>
+      <w:r>
+        <w:t>Tout</w:t>
+      </w:r>
+      <w:proofErr w:type="spellEnd"/>
+      <w:r>
+        <w:t xml:space="preserve"> les réseaux</w:t>
+      </w:r>
+      <w:proofErr w:type="gramEnd"/>
+      <w:r>
+        <w:t xml:space="preserve"> ont pour masque 255.255.255.0 soit /24)</w:t>
       </w:r>
     </w:p>
     <w:p/>
@@ -38,9 +51,9 @@
         <w:tblLook w:val="04A0" w:firstRow="1" w:lastRow="0" w:firstColumn="1" w:lastColumn="0" w:noHBand="0" w:noVBand="1"/>
       </w:tblPr>
       <w:tblGrid>
-        <w:gridCol w:w="3020"/>
-        <w:gridCol w:w="3021"/>
-        <w:gridCol w:w="3021"/>
+        <w:gridCol w:w="2900"/>
+        <w:gridCol w:w="2898"/>
+        <w:gridCol w:w="3264"/>
       </w:tblGrid>
       <w:tr>
         <w:tc>
@@ -118,8 +131,13 @@
             <w:pPr>
               <w:jc w:val="center"/>
             </w:pPr>
-            <w:r>
-              <w:t>Putty – Telnet / Navigateur</w:t>
+            <w:proofErr w:type="spellStart"/>
+            <w:r>
+              <w:t>Putty</w:t>
+            </w:r>
+            <w:proofErr w:type="spellEnd"/>
+            <w:r>
+              <w:t xml:space="preserve"> – Telnet / Navigateur</w:t>
             </w:r>
           </w:p>
         </w:tc>
@@ -160,7 +178,10 @@
               <w:jc w:val="center"/>
             </w:pPr>
             <w:r>
-              <w:t>/</w:t>
+              <w:t xml:space="preserve">Web via </w:t>
+            </w:r>
+            <w:r>
+              <w:t>https://82.96.161.255:11220/</w:t>
             </w:r>
           </w:p>
         </w:tc>
@@ -200,8 +221,13 @@
             <w:pPr>
               <w:jc w:val="center"/>
             </w:pPr>
-            <w:r>
-              <w:t>Putty - Telnet</w:t>
+            <w:proofErr w:type="spellStart"/>
+            <w:r>
+              <w:t>Putty</w:t>
+            </w:r>
+            <w:proofErr w:type="spellEnd"/>
+            <w:r>
+              <w:t xml:space="preserve"> - Telnet</w:t>
             </w:r>
           </w:p>
         </w:tc>
@@ -282,8 +308,13 @@
             <w:pPr>
               <w:jc w:val="center"/>
             </w:pPr>
-            <w:r>
-              <w:t>Putty - Telnet</w:t>
+            <w:proofErr w:type="spellStart"/>
+            <w:r>
+              <w:t>Putty</w:t>
+            </w:r>
+            <w:proofErr w:type="spellEnd"/>
+            <w:r>
+              <w:t xml:space="preserve"> - Telnet</w:t>
             </w:r>
           </w:p>
         </w:tc>
@@ -297,9 +328,11 @@
             <w:pPr>
               <w:jc w:val="center"/>
             </w:pPr>
+            <w:proofErr w:type="spellStart"/>
             <w:r>
               <w:t>TrueNas</w:t>
             </w:r>
+            <w:proofErr w:type="spellEnd"/>
           </w:p>
         </w:tc>
         <w:tc>
@@ -465,7 +498,10 @@
               <w:jc w:val="center"/>
             </w:pPr>
             <w:r>
-              <w:t>192.168.1.2</w:t>
+              <w:t>192.168.1.</w:t>
+            </w:r>
+            <w:r>
+              <w:t>110</w:t>
             </w:r>
           </w:p>
         </w:tc>
@@ -506,7 +542,10 @@
               <w:jc w:val="center"/>
             </w:pPr>
             <w:r>
-              <w:t>192.168.1.3</w:t>
+              <w:t>192.168.1.</w:t>
+            </w:r>
+            <w:r>
+              <w:t>103</w:t>
             </w:r>
           </w:p>
         </w:tc>
@@ -698,7 +737,7 @@
               <w:jc w:val="center"/>
             </w:pPr>
             <w:r>
-              <w:t>DHCP</w:t>
+              <w:t>192.168.99.4</w:t>
             </w:r>
           </w:p>
         </w:tc>
@@ -795,6 +834,7 @@
               <w:jc w:val="center"/>
             </w:pPr>
             <w:r>
+              <w:lastRenderedPageBreak/>
               <w:t>Pfsense</w:t>
             </w:r>
           </w:p>
@@ -836,9 +876,13 @@
               <w:jc w:val="center"/>
             </w:pPr>
             <w:r>
-              <w:lastRenderedPageBreak/>
-              <w:t>PXE Iventoy</w:t>
-            </w:r>
+              <w:t xml:space="preserve">PXE </w:t>
+            </w:r>
+            <w:proofErr w:type="spellStart"/>
+            <w:r>
+              <w:t>Iventoy</w:t>
+            </w:r>
+            <w:proofErr w:type="spellEnd"/>
           </w:p>
         </w:tc>
         <w:tc>
@@ -1293,7 +1337,7 @@
               <w:jc w:val="center"/>
             </w:pPr>
             <w:r>
-              <w:t>DMZ (serveur quelconque)</w:t>
+              <w:t>Serveur WEB</w:t>
             </w:r>
           </w:p>
         </w:tc>
